--- a/워드/D2_학생용_워크북.docx
+++ b/워드/D2_학생용_워크북.docx
@@ -863,6 +863,139 @@
         </w:rPr>
         <w:t>비교는 ‘후보’와 ‘내가 중요하게 보는 것’이 정해져야 시작됩니다. 그것부터 적습니다.</w:t>
       </w:r>
+    </w:p>
+    <w:tbl>
+      <w:tblPr>
+        <w:tblW w:type="auto" w:w="0"/>
+        <w:tblLayout w:type="fixed"/>
+        <w:tblLook w:firstColumn="1" w:firstRow="1" w:lastColumn="0" w:lastRow="0" w:noHBand="0" w:noVBand="1" w:val="04A0"/>
+      </w:tblPr>
+      <w:tblGrid>
+        <w:gridCol w:w="9638"/>
+      </w:tblGrid>
+      <w:tr>
+        <w:tc>
+          <w:tcPr>
+            <w:tcW w:type="dxa" w:w="9638"/>
+            <w:shd w:val="clear" w:color="auto" w:fill="FBFCFF"/>
+            <w:tcBorders>
+              <w:top w:val="single" w:sz="8" w:space="0" w:color="C9D6EC"/>
+              <w:left w:val="single" w:sz="8" w:space="0" w:color="C9D6EC"/>
+              <w:bottom w:val="single" w:sz="8" w:space="0" w:color="C9D6EC"/>
+              <w:right w:val="single" w:sz="8" w:space="0" w:color="C9D6EC"/>
+            </w:tcBorders>
+            <w:tcMar>
+              <w:top w:w="140" w:type="dxa"/>
+              <w:left w:w="140" w:type="dxa"/>
+              <w:bottom w:w="140" w:type="dxa"/>
+              <w:right w:w="140" w:type="dxa"/>
+            </w:tcMar>
+          </w:tcPr>
+          <w:p>
+            <w:pPr>
+              <w:spacing w:after="20" w:line="312" w:lineRule="auto"/>
+            </w:pPr>
+            <w:r/>
+            <w:r>
+              <w:rPr>
+                <w:rFonts w:ascii="맑은 고딕" w:hAnsi="맑은 고딕" w:eastAsia="맑은 고딕"/>
+                <w:b/>
+                <w:sz w:val="22"/>
+              </w:rPr>
+              <w:t>이런 걸 고를 때 씁니다</w:t>
+            </w:r>
+          </w:p>
+          <w:p>
+            <w:pPr>
+              <w:spacing w:after="20" w:line="312" w:lineRule="auto"/>
+            </w:pPr>
+            <w:r>
+              <w:rPr>
+                <w:rFonts w:ascii="맑은 고딕" w:hAnsi="맑은 고딕" w:eastAsia="맑은 고딕"/>
+                <w:sz w:val="22"/>
+              </w:rPr>
+              <w:t>· 졸업 후 진학할 학과 / 지원할 회사</w:t>
+            </w:r>
+          </w:p>
+          <w:p>
+            <w:pPr>
+              <w:spacing w:after="20" w:line="312" w:lineRule="auto"/>
+            </w:pPr>
+            <w:r>
+              <w:rPr>
+                <w:rFonts w:ascii="맑은 고딕" w:hAnsi="맑은 고딕" w:eastAsia="맑은 고딕"/>
+                <w:sz w:val="22"/>
+              </w:rPr>
+              <w:t>· 동아리에서 살 장비 (정해진 예산 안에서)</w:t>
+            </w:r>
+          </w:p>
+          <w:p>
+            <w:pPr>
+              <w:spacing w:after="20" w:line="312" w:lineRule="auto"/>
+            </w:pPr>
+            <w:r>
+              <w:rPr>
+                <w:rFonts w:ascii="맑은 고딕" w:hAnsi="맑은 고딕" w:eastAsia="맑은 고딕"/>
+                <w:sz w:val="22"/>
+              </w:rPr>
+              <w:t>· 학급 단체 티셔츠 업체</w:t>
+            </w:r>
+          </w:p>
+          <w:p>
+            <w:pPr>
+              <w:spacing w:after="20" w:line="312" w:lineRule="auto"/>
+            </w:pPr>
+            <w:r>
+              <w:rPr>
+                <w:rFonts w:ascii="맑은 고딕" w:hAnsi="맑은 고딕" w:eastAsia="맑은 고딕"/>
+                <w:sz w:val="22"/>
+              </w:rPr>
+              <w:t>· 자격증 준비할 인터넷 강의</w:t>
+            </w:r>
+          </w:p>
+          <w:p>
+            <w:pPr>
+              <w:spacing w:after="20" w:line="312" w:lineRule="auto"/>
+            </w:pPr>
+            <w:r>
+              <w:rPr>
+                <w:rFonts w:ascii="맑은 고딕" w:hAnsi="맑은 고딕" w:eastAsia="맑은 고딕"/>
+                <w:sz w:val="22"/>
+              </w:rPr>
+              <w:t>· 수학여행 숙소나 코스</w:t>
+            </w:r>
+          </w:p>
+          <w:p>
+            <w:pPr>
+              <w:spacing w:after="20" w:line="312" w:lineRule="auto"/>
+            </w:pPr>
+            <w:r>
+              <w:rPr>
+                <w:rFonts w:ascii="맑은 고딕" w:hAnsi="맑은 고딕" w:eastAsia="맑은 고딕"/>
+                <w:sz w:val="22"/>
+              </w:rPr>
+              <w:t>· 살 노트북 · 태블릿</w:t>
+            </w:r>
+          </w:p>
+          <w:p>
+            <w:pPr>
+              <w:spacing w:after="20" w:line="312" w:lineRule="auto"/>
+            </w:pPr>
+            <w:r>
+              <w:rPr>
+                <w:rFonts w:ascii="맑은 고딕" w:hAnsi="맑은 고딕" w:eastAsia="맑은 고딕"/>
+                <w:sz w:val="22"/>
+              </w:rPr>
+              <w:t>※ 후보가 3개 이상이고, 실제로 곧 정해야 하는 것을 고르세요.</w:t>
+            </w:r>
+          </w:p>
+        </w:tc>
+      </w:tr>
+    </w:tbl>
+    <w:p>
+      <w:pPr>
+        <w:spacing w:after="40"/>
+      </w:pPr>
     </w:p>
     <w:tbl>
       <w:tblPr>
@@ -1515,6 +1648,20 @@
       </w:r>
     </w:p>
     <w:p>
+      <w:pPr>
+        <w:spacing w:before="0" w:after="20"/>
+        <w:ind w:left="170"/>
+      </w:pPr>
+      <w:r>
+        <w:rPr>
+          <w:rFonts w:ascii="맑은 고딕" w:hAnsi="맑은 고딕" w:eastAsia="맑은 고딕"/>
+          <w:b w:val="0"/>
+          <w:sz w:val="20"/>
+        </w:rPr>
+        <w:t>☐  실제로 곧 정해야 하는 것이다</w:t>
+      </w:r>
+    </w:p>
+    <w:p>
       <w:r>
         <w:br w:type="page"/>
       </w:r>
@@ -1957,6 +2104,67 @@
         <w:spacing w:after="40"/>
       </w:pPr>
     </w:p>
+    <w:tbl>
+      <w:tblPr>
+        <w:tblW w:type="auto" w:w="0"/>
+        <w:tblLayout w:type="fixed"/>
+        <w:tblLook w:firstColumn="1" w:firstRow="1" w:lastColumn="0" w:lastRow="0" w:noHBand="0" w:noVBand="1" w:val="04A0"/>
+      </w:tblPr>
+      <w:tblGrid>
+        <w:gridCol w:w="9638"/>
+      </w:tblGrid>
+      <w:tr>
+        <w:tc>
+          <w:tcPr>
+            <w:tcW w:type="dxa" w:w="9638"/>
+            <w:shd w:val="clear" w:color="auto" w:fill="FFFAF3"/>
+            <w:tcBorders>
+              <w:top w:val="single" w:sz="8" w:space="0" w:color="F2DFC4"/>
+              <w:left w:val="single" w:sz="8" w:space="0" w:color="F2DFC4"/>
+              <w:bottom w:val="single" w:sz="8" w:space="0" w:color="F2DFC4"/>
+              <w:right w:val="single" w:sz="8" w:space="0" w:color="F2DFC4"/>
+            </w:tcBorders>
+            <w:tcMar>
+              <w:top w:w="140" w:type="dxa"/>
+              <w:left w:w="140" w:type="dxa"/>
+              <w:bottom w:w="140" w:type="dxa"/>
+              <w:right w:w="140" w:type="dxa"/>
+            </w:tcMar>
+          </w:tcPr>
+          <w:p>
+            <w:pPr>
+              <w:spacing w:after="20" w:line="312" w:lineRule="auto"/>
+            </w:pPr>
+            <w:r/>
+            <w:r>
+              <w:rPr>
+                <w:rFonts w:ascii="맑은 고딕" w:hAnsi="맑은 고딕" w:eastAsia="맑은 고딕"/>
+                <w:b/>
+                <w:sz w:val="19"/>
+              </w:rPr>
+              <w:t>[막혔을 때] 후보가 2개뿐이다</w:t>
+            </w:r>
+          </w:p>
+          <w:p>
+            <w:pPr>
+              <w:spacing w:after="20" w:line="312" w:lineRule="auto"/>
+            </w:pPr>
+            <w:r>
+              <w:rPr>
+                <w:rFonts w:ascii="맑은 고딕" w:hAnsi="맑은 고딕" w:eastAsia="맑은 고딕"/>
+                <w:sz w:val="19"/>
+              </w:rPr>
+              <w:t>→ 2개로도 됩니다. 대신 기준은 3개를 다 채우세요. 갈리는 지점이 더 분명해집니다.</w:t>
+            </w:r>
+          </w:p>
+        </w:tc>
+      </w:tr>
+    </w:tbl>
+    <w:p>
+      <w:pPr>
+        <w:spacing w:after="40"/>
+      </w:pPr>
+    </w:p>
     <w:p>
       <w:pPr>
         <w:spacing w:before="80" w:after="40"/>
@@ -2063,6 +2271,20 @@
           <w:sz w:val="20"/>
         </w:rPr>
         <w:t>☐  표를 아직 요구하지 않았다</w:t>
+      </w:r>
+    </w:p>
+    <w:p>
+      <w:pPr>
+        <w:spacing w:before="0" w:after="20"/>
+        <w:ind w:left="170"/>
+      </w:pPr>
+      <w:r>
+        <w:rPr>
+          <w:rFonts w:ascii="맑은 고딕" w:hAnsi="맑은 고딕" w:eastAsia="맑은 고딕"/>
+          <w:b w:val="0"/>
+          <w:sz w:val="20"/>
+        </w:rPr>
+        <w:t>☐  다 좋은 후보는 없다는 것을 확인했다</w:t>
       </w:r>
     </w:p>
     <w:p>
@@ -2428,6 +2650,67 @@
                 <w:sz w:val="19"/>
               </w:rPr>
               <w:t>→ 내 조건([나에게 중요한 것], [조건 · 예산])을 보고, 내가 아직 안 정한 것을 골라 물어봐 줘.</w:t>
+            </w:r>
+          </w:p>
+        </w:tc>
+      </w:tr>
+    </w:tbl>
+    <w:p>
+      <w:pPr>
+        <w:spacing w:after="40"/>
+      </w:pPr>
+    </w:p>
+    <w:tbl>
+      <w:tblPr>
+        <w:tblW w:type="auto" w:w="0"/>
+        <w:tblLayout w:type="fixed"/>
+        <w:tblLook w:firstColumn="1" w:firstRow="1" w:lastColumn="0" w:lastRow="0" w:noHBand="0" w:noVBand="1" w:val="04A0"/>
+      </w:tblPr>
+      <w:tblGrid>
+        <w:gridCol w:w="9638"/>
+      </w:tblGrid>
+      <w:tr>
+        <w:tc>
+          <w:tcPr>
+            <w:tcW w:type="dxa" w:w="9638"/>
+            <w:shd w:val="clear" w:color="auto" w:fill="FFFAF3"/>
+            <w:tcBorders>
+              <w:top w:val="single" w:sz="8" w:space="0" w:color="F2DFC4"/>
+              <w:left w:val="single" w:sz="8" w:space="0" w:color="F2DFC4"/>
+              <w:bottom w:val="single" w:sz="8" w:space="0" w:color="F2DFC4"/>
+              <w:right w:val="single" w:sz="8" w:space="0" w:color="F2DFC4"/>
+            </w:tcBorders>
+            <w:tcMar>
+              <w:top w:w="140" w:type="dxa"/>
+              <w:left w:w="140" w:type="dxa"/>
+              <w:bottom w:w="140" w:type="dxa"/>
+              <w:right w:w="140" w:type="dxa"/>
+            </w:tcMar>
+          </w:tcPr>
+          <w:p>
+            <w:pPr>
+              <w:spacing w:after="20" w:line="312" w:lineRule="auto"/>
+            </w:pPr>
+            <w:r/>
+            <w:r>
+              <w:rPr>
+                <w:rFonts w:ascii="맑은 고딕" w:hAnsi="맑은 고딕" w:eastAsia="맑은 고딕"/>
+                <w:b/>
+                <w:sz w:val="19"/>
+              </w:rPr>
+              <w:t>[막혔을 때] 질문이 5개보다 적다</w:t>
+            </w:r>
+          </w:p>
+          <w:p>
+            <w:pPr>
+              <w:spacing w:after="20" w:line="312" w:lineRule="auto"/>
+            </w:pPr>
+            <w:r>
+              <w:rPr>
+                <w:rFonts w:ascii="맑은 고딕" w:hAnsi="맑은 고딕" w:eastAsia="맑은 고딕"/>
+                <w:sz w:val="19"/>
+              </w:rPr>
+              <w:t>→ 질문이 부족해. 5개를 채워 줘.</w:t>
             </w:r>
           </w:p>
         </w:tc>
@@ -2827,6 +3110,140 @@
         <w:rPr>
           <w:rFonts w:ascii="맑은 고딕" w:hAnsi="맑은 고딕" w:eastAsia="맑은 고딕"/>
           <w:b/>
+          <w:color w:val="5B6675"/>
+          <w:sz w:val="19"/>
+        </w:rPr>
+        <w:t>· 이런 답이 오면 정상입니다</w:t>
+      </w:r>
+    </w:p>
+    <w:tbl>
+      <w:tblPr>
+        <w:tblW w:type="auto" w:w="0"/>
+        <w:tblLayout w:type="fixed"/>
+        <w:tblLook w:firstColumn="1" w:firstRow="1" w:lastColumn="0" w:lastRow="0" w:noHBand="0" w:noVBand="1" w:val="04A0"/>
+      </w:tblPr>
+      <w:tblGrid>
+        <w:gridCol w:w="9638"/>
+      </w:tblGrid>
+      <w:tr>
+        <w:tc>
+          <w:tcPr>
+            <w:tcW w:type="dxa" w:w="9638"/>
+            <w:shd w:val="clear" w:color="auto" w:fill="FAFBFD"/>
+            <w:tcBorders>
+              <w:top w:val="single" w:sz="8" w:space="0" w:color="E2E6EC"/>
+              <w:left w:val="single" w:sz="8" w:space="0" w:color="E2E6EC"/>
+              <w:bottom w:val="single" w:sz="8" w:space="0" w:color="E2E6EC"/>
+              <w:right w:val="single" w:sz="8" w:space="0" w:color="E2E6EC"/>
+            </w:tcBorders>
+            <w:tcMar>
+              <w:top w:w="140" w:type="dxa"/>
+              <w:left w:w="140" w:type="dxa"/>
+              <w:bottom w:w="140" w:type="dxa"/>
+              <w:right w:w="140" w:type="dxa"/>
+            </w:tcMar>
+          </w:tcPr>
+          <w:p>
+            <w:pPr>
+              <w:spacing w:after="20" w:line="312" w:lineRule="auto"/>
+            </w:pPr>
+            <w:r/>
+            <w:r>
+              <w:rPr>
+                <w:rFonts w:ascii="맑은 고딕" w:hAnsi="맑은 고딕" w:eastAsia="맑은 고딕"/>
+                <w:sz w:val="18"/>
+              </w:rPr>
+              <w:t>알겠습니다. 정리하면 이렇습니다.</w:t>
+            </w:r>
+          </w:p>
+          <w:p>
+            <w:pPr>
+              <w:spacing w:after="20" w:line="312" w:lineRule="auto"/>
+            </w:pPr>
+            <w:r>
+              <w:rPr>
+                <w:rFonts w:ascii="맑은 고딕" w:hAnsi="맑은 고딕" w:eastAsia="맑은 고딕"/>
+                <w:sz w:val="18"/>
+              </w:rPr>
+              <w:t>- 통학은 편도 60분까지</w:t>
+            </w:r>
+          </w:p>
+          <w:p>
+            <w:pPr>
+              <w:spacing w:after="20" w:line="312" w:lineRule="auto"/>
+            </w:pPr>
+            <w:r>
+              <w:rPr>
+                <w:rFonts w:ascii="맑은 고딕" w:hAnsi="맑은 고딕" w:eastAsia="맑은 고딕"/>
+                <w:sz w:val="18"/>
+              </w:rPr>
+              <w:t>- 등록금 외에 실습비도 함께 봄</w:t>
+            </w:r>
+          </w:p>
+          <w:p>
+            <w:pPr>
+              <w:spacing w:after="20" w:line="312" w:lineRule="auto"/>
+            </w:pPr>
+            <w:r>
+              <w:rPr>
+                <w:rFonts w:ascii="맑은 고딕" w:hAnsi="맑은 고딕" w:eastAsia="맑은 고딕"/>
+                <w:sz w:val="18"/>
+              </w:rPr>
+              <w:t>- 실습 시간을 취업률보다 중요하게 봄</w:t>
+            </w:r>
+          </w:p>
+          <w:p>
+            <w:pPr>
+              <w:spacing w:after="20" w:line="312" w:lineRule="auto"/>
+            </w:pPr>
+            <w:r>
+              <w:rPr>
+                <w:rFonts w:ascii="맑은 고딕" w:hAnsi="맑은 고딕" w:eastAsia="맑은 고딕"/>
+                <w:sz w:val="18"/>
+              </w:rPr>
+              <w:t>- 부모님 의견은 참고만</w:t>
+            </w:r>
+          </w:p>
+          <w:p>
+            <w:pPr>
+              <w:spacing w:after="20" w:line="312" w:lineRule="auto"/>
+            </w:pPr>
+            <w:r>
+              <w:rPr>
+                <w:rFonts w:ascii="맑은 고딕" w:hAnsi="맑은 고딕" w:eastAsia="맑은 고딕"/>
+                <w:sz w:val="18"/>
+              </w:rPr>
+              <w:t>- 지금은 B대 쪽으로 마음이 조금 기울어 있음</w:t>
+            </w:r>
+          </w:p>
+          <w:p>
+            <w:pPr>
+              <w:spacing w:after="20" w:line="312" w:lineRule="auto"/>
+            </w:pPr>
+            <w:r>
+              <w:rPr>
+                <w:rFonts w:ascii="맑은 고딕" w:hAnsi="맑은 고딕" w:eastAsia="맑은 고딕"/>
+                <w:sz w:val="18"/>
+              </w:rPr>
+              <w:t>실습비는 ‘모름’이라 하셨으니 나중에 확인하실 수 있게 표시해 두겠습니다.</w:t>
+            </w:r>
+          </w:p>
+        </w:tc>
+      </w:tr>
+    </w:tbl>
+    <w:p>
+      <w:pPr>
+        <w:spacing w:after="40"/>
+      </w:pPr>
+    </w:p>
+    <w:p>
+      <w:pPr>
+        <w:spacing w:before="0" w:after="40"/>
+      </w:pPr>
+      <w:r>
+        <w:rPr>
+          <w:rFonts w:ascii="맑은 고딕" w:hAnsi="맑은 고딕" w:eastAsia="맑은 고딕"/>
+          <w:b/>
           <w:color w:val="B3590A"/>
           <w:sz w:val="19"/>
         </w:rPr>
@@ -2945,6 +3362,67 @@
                 <w:sz w:val="19"/>
               </w:rPr>
               <w:t>→ 모름인 항목은 어디서 확인하면 되는지 알려 줘. [어디서 확인할 수 있나]에서 찾을 수 있는지도.</w:t>
+            </w:r>
+          </w:p>
+        </w:tc>
+      </w:tr>
+    </w:tbl>
+    <w:p>
+      <w:pPr>
+        <w:spacing w:after="40"/>
+      </w:pPr>
+    </w:p>
+    <w:tbl>
+      <w:tblPr>
+        <w:tblW w:type="auto" w:w="0"/>
+        <w:tblLayout w:type="fixed"/>
+        <w:tblLook w:firstColumn="1" w:firstRow="1" w:lastColumn="0" w:lastRow="0" w:noHBand="0" w:noVBand="1" w:val="04A0"/>
+      </w:tblPr>
+      <w:tblGrid>
+        <w:gridCol w:w="9638"/>
+      </w:tblGrid>
+      <w:tr>
+        <w:tc>
+          <w:tcPr>
+            <w:tcW w:type="dxa" w:w="9638"/>
+            <w:shd w:val="clear" w:color="auto" w:fill="FFFAF3"/>
+            <w:tcBorders>
+              <w:top w:val="single" w:sz="8" w:space="0" w:color="F2DFC4"/>
+              <w:left w:val="single" w:sz="8" w:space="0" w:color="F2DFC4"/>
+              <w:bottom w:val="single" w:sz="8" w:space="0" w:color="F2DFC4"/>
+              <w:right w:val="single" w:sz="8" w:space="0" w:color="F2DFC4"/>
+            </w:tcBorders>
+            <w:tcMar>
+              <w:top w:w="140" w:type="dxa"/>
+              <w:left w:w="140" w:type="dxa"/>
+              <w:bottom w:w="140" w:type="dxa"/>
+              <w:right w:w="140" w:type="dxa"/>
+            </w:tcMar>
+          </w:tcPr>
+          <w:p>
+            <w:pPr>
+              <w:spacing w:after="20" w:line="312" w:lineRule="auto"/>
+            </w:pPr>
+            <w:r/>
+            <w:r>
+              <w:rPr>
+                <w:rFonts w:ascii="맑은 고딕" w:hAnsi="맑은 고딕" w:eastAsia="맑은 고딕"/>
+                <w:b/>
+                <w:sz w:val="19"/>
+              </w:rPr>
+              <w:t>[막혔을 때] 마음이 기운 후보를 말하기 싫다</w:t>
+            </w:r>
+          </w:p>
+          <w:p>
+            <w:pPr>
+              <w:spacing w:after="20" w:line="312" w:lineRule="auto"/>
+            </w:pPr>
+            <w:r>
+              <w:rPr>
+                <w:rFonts w:ascii="맑은 고딕" w:hAnsi="맑은 고딕" w:eastAsia="맑은 고딕"/>
+                <w:sz w:val="19"/>
+              </w:rPr>
+              <w:t>→ 정직하게 적는 편이 낫습니다. 기울어 있다는 걸 알아야 S11에서 그쪽 약점을 볼 수 있습니다.</w:t>
             </w:r>
           </w:p>
         </w:tc>
@@ -3818,7 +4296,7 @@
           <w:color w:val="1F53C4"/>
           <w:sz w:val="21"/>
         </w:rPr>
-        <w:t>▶ AI에게 이렇게 보내세요</w:t>
+        <w:t>▶ AI에게 이렇게 보내세요   (반드시 한 번에 하나씩)</w:t>
       </w:r>
     </w:p>
     <w:tbl>
@@ -3859,7 +4337,7 @@
                 <w:b/>
                 <w:sz w:val="20"/>
               </w:rPr>
-              <w:t>고른 뒤에 보내세요</w:t>
+              <w:t>① 고른 뒤에 보내세요</w:t>
             </w:r>
           </w:p>
           <w:p>
@@ -3941,6 +4419,274 @@
         <w:spacing w:after="40"/>
       </w:pPr>
     </w:p>
+    <w:tbl>
+      <w:tblPr>
+        <w:tblW w:type="auto" w:w="0"/>
+        <w:tblLayout w:type="fixed"/>
+        <w:tblLook w:firstColumn="1" w:firstRow="1" w:lastColumn="0" w:lastRow="0" w:noHBand="0" w:noVBand="1" w:val="04A0"/>
+      </w:tblPr>
+      <w:tblGrid>
+        <w:gridCol w:w="9638"/>
+      </w:tblGrid>
+      <w:tr>
+        <w:tc>
+          <w:tcPr>
+            <w:tcW w:type="dxa" w:w="9638"/>
+            <w:shd w:val="clear" w:color="auto" w:fill="F8FBFF"/>
+            <w:tcBorders>
+              <w:top w:val="single" w:sz="8" w:space="0" w:color="D7E2F5"/>
+              <w:left w:val="single" w:sz="8" w:space="0" w:color="D7E2F5"/>
+              <w:bottom w:val="single" w:sz="8" w:space="0" w:color="D7E2F5"/>
+              <w:right w:val="single" w:sz="8" w:space="0" w:color="D7E2F5"/>
+            </w:tcBorders>
+            <w:tcMar>
+              <w:top w:w="140" w:type="dxa"/>
+              <w:left w:w="140" w:type="dxa"/>
+              <w:bottom w:w="140" w:type="dxa"/>
+              <w:right w:w="140" w:type="dxa"/>
+            </w:tcMar>
+          </w:tcPr>
+          <w:p>
+            <w:pPr>
+              <w:spacing w:after="20" w:line="312" w:lineRule="auto"/>
+            </w:pPr>
+            <w:r/>
+            <w:r>
+              <w:rPr>
+                <w:rFonts w:ascii="맑은 고딕" w:hAnsi="맑은 고딕" w:eastAsia="맑은 고딕"/>
+                <w:b/>
+                <w:sz w:val="20"/>
+              </w:rPr>
+              <w:t>② 기준이 서로 겹치는지 보기</w:t>
+            </w:r>
+          </w:p>
+          <w:p>
+            <w:pPr>
+              <w:spacing w:after="20" w:line="312" w:lineRule="auto"/>
+            </w:pPr>
+            <w:r>
+              <w:rPr>
+                <w:rFonts w:ascii="맑은 고딕" w:hAnsi="맑은 고딕" w:eastAsia="맑은 고딕"/>
+                <w:sz w:val="20"/>
+              </w:rPr>
+              <w:t>내가 고른 3개 기준이 서로 겹치는지 봐 줘.</w:t>
+            </w:r>
+          </w:p>
+          <w:p>
+            <w:pPr>
+              <w:spacing w:after="20" w:line="312" w:lineRule="auto"/>
+            </w:pPr>
+            <w:r>
+              <w:rPr>
+                <w:rFonts w:ascii="맑은 고딕" w:hAnsi="맑은 고딕" w:eastAsia="맑은 고딕"/>
+                <w:sz w:val="20"/>
+              </w:rPr>
+              <w:t>- 겹치면 어떻게 나눠야 하는지도 알려 줘.</w:t>
+            </w:r>
+          </w:p>
+          <w:p>
+            <w:pPr>
+              <w:spacing w:after="20" w:line="312" w:lineRule="auto"/>
+            </w:pPr>
+            <w:r>
+              <w:rPr>
+                <w:rFonts w:ascii="맑은 고딕" w:hAnsi="맑은 고딕" w:eastAsia="맑은 고딕"/>
+                <w:sz w:val="20"/>
+              </w:rPr>
+              <w:t>- 하나가 다른 하나에 이미 포함되는 것이 있으면 짚어 줘.</w:t>
+            </w:r>
+          </w:p>
+        </w:tc>
+      </w:tr>
+    </w:tbl>
+    <w:p>
+      <w:pPr>
+        <w:spacing w:after="40"/>
+      </w:pPr>
+    </w:p>
+    <w:tbl>
+      <w:tblPr>
+        <w:tblW w:type="auto" w:w="0"/>
+        <w:tblLayout w:type="fixed"/>
+        <w:tblLook w:firstColumn="1" w:firstRow="1" w:lastColumn="0" w:lastRow="0" w:noHBand="0" w:noVBand="1" w:val="04A0"/>
+      </w:tblPr>
+      <w:tblGrid>
+        <w:gridCol w:w="9638"/>
+      </w:tblGrid>
+      <w:tr>
+        <w:tc>
+          <w:tcPr>
+            <w:tcW w:type="dxa" w:w="9638"/>
+            <w:shd w:val="clear" w:color="auto" w:fill="F8FBFF"/>
+            <w:tcBorders>
+              <w:top w:val="single" w:sz="8" w:space="0" w:color="D7E2F5"/>
+              <w:left w:val="single" w:sz="8" w:space="0" w:color="D7E2F5"/>
+              <w:bottom w:val="single" w:sz="8" w:space="0" w:color="D7E2F5"/>
+              <w:right w:val="single" w:sz="8" w:space="0" w:color="D7E2F5"/>
+            </w:tcBorders>
+            <w:tcMar>
+              <w:top w:w="140" w:type="dxa"/>
+              <w:left w:w="140" w:type="dxa"/>
+              <w:bottom w:w="140" w:type="dxa"/>
+              <w:right w:w="140" w:type="dxa"/>
+            </w:tcMar>
+          </w:tcPr>
+          <w:p>
+            <w:pPr>
+              <w:spacing w:after="20" w:line="312" w:lineRule="auto"/>
+            </w:pPr>
+            <w:r/>
+            <w:r>
+              <w:rPr>
+                <w:rFonts w:ascii="맑은 고딕" w:hAnsi="맑은 고딕" w:eastAsia="맑은 고딕"/>
+                <w:b/>
+                <w:sz w:val="20"/>
+              </w:rPr>
+              <w:t>③ 어떻게 재는지 정하기</w:t>
+            </w:r>
+          </w:p>
+          <w:p>
+            <w:pPr>
+              <w:spacing w:after="20" w:line="312" w:lineRule="auto"/>
+            </w:pPr>
+            <w:r>
+              <w:rPr>
+                <w:rFonts w:ascii="맑은 고딕" w:hAnsi="맑은 고딕" w:eastAsia="맑은 고딕"/>
+                <w:sz w:val="20"/>
+              </w:rPr>
+              <w:t>이 3개 기준을 후보마다 어떻게 재면 되는지 알려 줘.</w:t>
+            </w:r>
+          </w:p>
+          <w:p>
+            <w:pPr>
+              <w:spacing w:after="20" w:line="312" w:lineRule="auto"/>
+            </w:pPr>
+            <w:r>
+              <w:rPr>
+                <w:rFonts w:ascii="맑은 고딕" w:hAnsi="맑은 고딕" w:eastAsia="맑은 고딕"/>
+                <w:sz w:val="20"/>
+              </w:rPr>
+              <w:t>- 숫자로 잴 수 있는 것은 단위까지 (예: 분, 만 원, 시간).</w:t>
+            </w:r>
+          </w:p>
+          <w:p>
+            <w:pPr>
+              <w:spacing w:after="20" w:line="312" w:lineRule="auto"/>
+            </w:pPr>
+            <w:r>
+              <w:rPr>
+                <w:rFonts w:ascii="맑은 고딕" w:hAnsi="맑은 고딕" w:eastAsia="맑은 고딕"/>
+                <w:sz w:val="20"/>
+              </w:rPr>
+              <w:t>- 숫자로 못 재는 것은 어떤 눈으로 보면 되는지 한 줄로.</w:t>
+            </w:r>
+          </w:p>
+          <w:p>
+            <w:pPr>
+              <w:spacing w:after="20" w:line="312" w:lineRule="auto"/>
+            </w:pPr>
+            <w:r>
+              <w:rPr>
+                <w:rFonts w:ascii="맑은 고딕" w:hAnsi="맑은 고딕" w:eastAsia="맑은 고딕"/>
+                <w:sz w:val="20"/>
+              </w:rPr>
+              <w:t>- 값은 알려 주지 마. 재는 방법만.</w:t>
+            </w:r>
+          </w:p>
+        </w:tc>
+      </w:tr>
+    </w:tbl>
+    <w:p>
+      <w:pPr>
+        <w:spacing w:after="40"/>
+      </w:pPr>
+    </w:p>
+    <w:p>
+      <w:pPr>
+        <w:spacing w:before="0" w:after="40"/>
+      </w:pPr>
+      <w:r>
+        <w:rPr>
+          <w:rFonts w:ascii="맑은 고딕" w:hAnsi="맑은 고딕" w:eastAsia="맑은 고딕"/>
+          <w:b/>
+          <w:color w:val="5B6675"/>
+          <w:sz w:val="19"/>
+        </w:rPr>
+        <w:t>· 이런 답이 오면 정상입니다</w:t>
+      </w:r>
+    </w:p>
+    <w:tbl>
+      <w:tblPr>
+        <w:tblW w:type="auto" w:w="0"/>
+        <w:tblLayout w:type="fixed"/>
+        <w:tblLook w:firstColumn="1" w:firstRow="1" w:lastColumn="0" w:lastRow="0" w:noHBand="0" w:noVBand="1" w:val="04A0"/>
+      </w:tblPr>
+      <w:tblGrid>
+        <w:gridCol w:w="9638"/>
+      </w:tblGrid>
+      <w:tr>
+        <w:tc>
+          <w:tcPr>
+            <w:tcW w:type="dxa" w:w="9638"/>
+            <w:shd w:val="clear" w:color="auto" w:fill="FAFBFD"/>
+            <w:tcBorders>
+              <w:top w:val="single" w:sz="8" w:space="0" w:color="E2E6EC"/>
+              <w:left w:val="single" w:sz="8" w:space="0" w:color="E2E6EC"/>
+              <w:bottom w:val="single" w:sz="8" w:space="0" w:color="E2E6EC"/>
+              <w:right w:val="single" w:sz="8" w:space="0" w:color="E2E6EC"/>
+            </w:tcBorders>
+            <w:tcMar>
+              <w:top w:w="140" w:type="dxa"/>
+              <w:left w:w="140" w:type="dxa"/>
+              <w:bottom w:w="140" w:type="dxa"/>
+              <w:right w:w="140" w:type="dxa"/>
+            </w:tcMar>
+          </w:tcPr>
+          <w:p>
+            <w:pPr>
+              <w:spacing w:after="20" w:line="312" w:lineRule="auto"/>
+            </w:pPr>
+            <w:r/>
+            <w:r>
+              <w:rPr>
+                <w:rFonts w:ascii="맑은 고딕" w:hAnsi="맑은 고딕" w:eastAsia="맑은 고딕"/>
+                <w:sz w:val="18"/>
+              </w:rPr>
+              <w:t>기준 3개 잘 고르셨습니다.</w:t>
+            </w:r>
+          </w:p>
+          <w:p>
+            <w:pPr>
+              <w:spacing w:after="20" w:line="312" w:lineRule="auto"/>
+            </w:pPr>
+            <w:r>
+              <w:rPr>
+                <w:rFonts w:ascii="맑은 고딕" w:hAnsi="맑은 고딕" w:eastAsia="맑은 고딕"/>
+                <w:sz w:val="18"/>
+              </w:rPr>
+              <w:t>빼면 나중에 후회할 만한 것을 하나만 말하면 ‘졸업 후 편입이 되는가’입니다.</w:t>
+            </w:r>
+          </w:p>
+          <w:p>
+            <w:pPr>
+              <w:spacing w:after="20" w:line="312" w:lineRule="auto"/>
+            </w:pPr>
+            <w:r>
+              <w:rPr>
+                <w:rFonts w:ascii="맑은 고딕" w:hAnsi="맑은 고딕" w:eastAsia="맑은 고딕"/>
+                <w:sz w:val="18"/>
+              </w:rPr>
+              <w:t>지금은 관심이 없어도 2~3년 뒤에 생각이 바뀌는 경우가 많습니다.</w:t>
+            </w:r>
+          </w:p>
+        </w:tc>
+      </w:tr>
+    </w:tbl>
+    <w:p>
+      <w:pPr>
+        <w:spacing w:after="40"/>
+      </w:pPr>
+    </w:p>
     <w:p>
       <w:pPr>
         <w:spacing w:before="0" w:after="40"/>
@@ -4302,6 +5048,34 @@
           <w:sz w:val="20"/>
         </w:rPr>
         <w:t>☐  고른 사람이 나임을 밝혔다</w:t>
+      </w:r>
+    </w:p>
+    <w:p>
+      <w:pPr>
+        <w:spacing w:before="0" w:after="20"/>
+        <w:ind w:left="170"/>
+      </w:pPr>
+      <w:r>
+        <w:rPr>
+          <w:rFonts w:ascii="맑은 고딕" w:hAnsi="맑은 고딕" w:eastAsia="맑은 고딕"/>
+          <w:b w:val="0"/>
+          <w:sz w:val="20"/>
+        </w:rPr>
+        <w:t>☐  기준끼리 겹치지 않는지 확인했다</w:t>
+      </w:r>
+    </w:p>
+    <w:p>
+      <w:pPr>
+        <w:spacing w:before="0" w:after="20"/>
+        <w:ind w:left="170"/>
+      </w:pPr>
+      <w:r>
+        <w:rPr>
+          <w:rFonts w:ascii="맑은 고딕" w:hAnsi="맑은 고딕" w:eastAsia="맑은 고딕"/>
+          <w:b w:val="0"/>
+          <w:sz w:val="20"/>
+        </w:rPr>
+        <w:t>☐  각 기준을 어떻게 잴지 정했다</w:t>
       </w:r>
     </w:p>
     <w:p>
@@ -4846,6 +5620,67 @@
         <w:spacing w:after="40"/>
       </w:pPr>
     </w:p>
+    <w:tbl>
+      <w:tblPr>
+        <w:tblW w:type="auto" w:w="0"/>
+        <w:tblLayout w:type="fixed"/>
+        <w:tblLook w:firstColumn="1" w:firstRow="1" w:lastColumn="0" w:lastRow="0" w:noHBand="0" w:noVBand="1" w:val="04A0"/>
+      </w:tblPr>
+      <w:tblGrid>
+        <w:gridCol w:w="9638"/>
+      </w:tblGrid>
+      <w:tr>
+        <w:tc>
+          <w:tcPr>
+            <w:tcW w:type="dxa" w:w="9638"/>
+            <w:shd w:val="clear" w:color="auto" w:fill="FFFAF3"/>
+            <w:tcBorders>
+              <w:top w:val="single" w:sz="8" w:space="0" w:color="F2DFC4"/>
+              <w:left w:val="single" w:sz="8" w:space="0" w:color="F2DFC4"/>
+              <w:bottom w:val="single" w:sz="8" w:space="0" w:color="F2DFC4"/>
+              <w:right w:val="single" w:sz="8" w:space="0" w:color="F2DFC4"/>
+            </w:tcBorders>
+            <w:tcMar>
+              <w:top w:w="140" w:type="dxa"/>
+              <w:left w:w="140" w:type="dxa"/>
+              <w:bottom w:w="140" w:type="dxa"/>
+              <w:right w:w="140" w:type="dxa"/>
+            </w:tcMar>
+          </w:tcPr>
+          <w:p>
+            <w:pPr>
+              <w:spacing w:after="20" w:line="312" w:lineRule="auto"/>
+            </w:pPr>
+            <w:r/>
+            <w:r>
+              <w:rPr>
+                <w:rFonts w:ascii="맑은 고딕" w:hAnsi="맑은 고딕" w:eastAsia="맑은 고딕"/>
+                <w:b/>
+                <w:sz w:val="19"/>
+              </w:rPr>
+              <w:t>[막혔을 때] 후보 중 하나는 정보가 거의 없다</w:t>
+            </w:r>
+          </w:p>
+          <w:p>
+            <w:pPr>
+              <w:spacing w:after="20" w:line="312" w:lineRule="auto"/>
+            </w:pPr>
+            <w:r>
+              <w:rPr>
+                <w:rFonts w:ascii="맑은 고딕" w:hAnsi="맑은 고딕" w:eastAsia="맑은 고딕"/>
+                <w:sz w:val="19"/>
+              </w:rPr>
+              <w:t>→ 그 후보는 전부 ‘확인 필요’로 두고 S10에서 먼저 확인하세요. 정보를 찾기 어렵다는 것도 판단 근거입니다.</w:t>
+            </w:r>
+          </w:p>
+        </w:tc>
+      </w:tr>
+    </w:tbl>
+    <w:p>
+      <w:pPr>
+        <w:spacing w:after="40"/>
+      </w:pPr>
+    </w:p>
     <w:p>
       <w:pPr>
         <w:spacing w:before="80" w:after="40"/>
@@ -4997,6 +5832,20 @@
           <w:sz w:val="20"/>
         </w:rPr>
         <w:t>☐  결론이 아직 없다</w:t>
+      </w:r>
+    </w:p>
+    <w:p>
+      <w:pPr>
+        <w:spacing w:before="0" w:after="20"/>
+        <w:ind w:left="170"/>
+      </w:pPr>
+      <w:r>
+        <w:rPr>
+          <w:rFonts w:ascii="맑은 고딕" w:hAnsi="맑은 고딕" w:eastAsia="맑은 고딕"/>
+          <w:b w:val="0"/>
+          <w:sz w:val="20"/>
+        </w:rPr>
+        <w:t>☐  ‘내가 직접 확인해야 할 것’ 목록을 받았다</w:t>
       </w:r>
     </w:p>
     <w:p>
@@ -5244,6 +6093,138 @@
         <w:rPr>
           <w:rFonts w:ascii="맑은 고딕" w:hAnsi="맑은 고딕" w:eastAsia="맑은 고딕"/>
           <w:b/>
+          <w:color w:val="5B6675"/>
+          <w:sz w:val="19"/>
+        </w:rPr>
+        <w:t>· 이런 답이 오면 정상입니다</w:t>
+      </w:r>
+    </w:p>
+    <w:tbl>
+      <w:tblPr>
+        <w:tblW w:type="auto" w:w="0"/>
+        <w:tblLayout w:type="fixed"/>
+        <w:tblLook w:firstColumn="1" w:firstRow="1" w:lastColumn="0" w:lastRow="0" w:noHBand="0" w:noVBand="1" w:val="04A0"/>
+      </w:tblPr>
+      <w:tblGrid>
+        <w:gridCol w:w="9638"/>
+      </w:tblGrid>
+      <w:tr>
+        <w:tc>
+          <w:tcPr>
+            <w:tcW w:type="dxa" w:w="9638"/>
+            <w:shd w:val="clear" w:color="auto" w:fill="FAFBFD"/>
+            <w:tcBorders>
+              <w:top w:val="single" w:sz="8" w:space="0" w:color="E2E6EC"/>
+              <w:left w:val="single" w:sz="8" w:space="0" w:color="E2E6EC"/>
+              <w:bottom w:val="single" w:sz="8" w:space="0" w:color="E2E6EC"/>
+              <w:right w:val="single" w:sz="8" w:space="0" w:color="E2E6EC"/>
+            </w:tcBorders>
+            <w:tcMar>
+              <w:top w:w="140" w:type="dxa"/>
+              <w:left w:w="140" w:type="dxa"/>
+              <w:bottom w:w="140" w:type="dxa"/>
+              <w:right w:w="140" w:type="dxa"/>
+            </w:tcMar>
+          </w:tcPr>
+          <w:p>
+            <w:pPr>
+              <w:spacing w:after="20" w:line="312" w:lineRule="auto"/>
+            </w:pPr>
+            <w:r/>
+            <w:r>
+              <w:rPr>
+                <w:rFonts w:ascii="맑은 고딕" w:hAnsi="맑은 고딕" w:eastAsia="맑은 고딕"/>
+                <w:sz w:val="18"/>
+              </w:rPr>
+              <w:t>각 칸을 10자 이내로 줄이고, 자세한 설명은 표 아래로 내렸습니다.</w:t>
+            </w:r>
+          </w:p>
+          <w:p>
+            <w:pPr>
+              <w:spacing w:after="20" w:line="312" w:lineRule="auto"/>
+            </w:pPr>
+            <w:r>
+              <w:rPr>
+                <w:rFonts w:ascii="맑은 고딕" w:hAnsi="맑은 고딕" w:eastAsia="맑은 고딕"/>
+                <w:sz w:val="18"/>
+              </w:rPr>
+            </w:r>
+          </w:p>
+          <w:p>
+            <w:pPr>
+              <w:spacing w:after="20" w:line="312" w:lineRule="auto"/>
+            </w:pPr>
+            <w:r>
+              <w:rPr>
+                <w:rFonts w:ascii="맑은 고딕" w:hAnsi="맑은 고딕" w:eastAsia="맑은 고딕"/>
+                <w:sz w:val="18"/>
+              </w:rPr>
+              <w:t>| 후보 | 실습 시간 | 통학 | 등록금 |</w:t>
+            </w:r>
+          </w:p>
+          <w:p>
+            <w:pPr>
+              <w:spacing w:after="20" w:line="312" w:lineRule="auto"/>
+            </w:pPr>
+            <w:r>
+              <w:rPr>
+                <w:rFonts w:ascii="맑은 고딕" w:hAnsi="맑은 고딕" w:eastAsia="맑은 고딕"/>
+                <w:sz w:val="18"/>
+              </w:rPr>
+              <w:t>| A대 | 확인 필요 | 45분 | 확인 필요 |</w:t>
+            </w:r>
+          </w:p>
+          <w:p>
+            <w:pPr>
+              <w:spacing w:after="20" w:line="312" w:lineRule="auto"/>
+            </w:pPr>
+            <w:r>
+              <w:rPr>
+                <w:rFonts w:ascii="맑은 고딕" w:hAnsi="맑은 고딕" w:eastAsia="맑은 고딕"/>
+                <w:sz w:val="18"/>
+              </w:rPr>
+              <w:t>| B대 | 확인 필요 | 70분 | 확인 필요 |</w:t>
+            </w:r>
+          </w:p>
+          <w:p>
+            <w:pPr>
+              <w:spacing w:after="20" w:line="312" w:lineRule="auto"/>
+            </w:pPr>
+            <w:r>
+              <w:rPr>
+                <w:rFonts w:ascii="맑은 고딕" w:hAnsi="맑은 고딕" w:eastAsia="맑은 고딕"/>
+                <w:sz w:val="18"/>
+              </w:rPr>
+            </w:r>
+          </w:p>
+          <w:p>
+            <w:pPr>
+              <w:spacing w:after="20" w:line="312" w:lineRule="auto"/>
+            </w:pPr>
+            <w:r>
+              <w:rPr>
+                <w:rFonts w:ascii="맑은 고딕" w:hAnsi="맑은 고딕" w:eastAsia="맑은 고딕"/>
+                <w:sz w:val="18"/>
+              </w:rPr>
+              <w:t>(‘확인 필요’인 칸에는 표시를 하지 않았습니다.)</w:t>
+            </w:r>
+          </w:p>
+        </w:tc>
+      </w:tr>
+    </w:tbl>
+    <w:p>
+      <w:pPr>
+        <w:spacing w:after="40"/>
+      </w:pPr>
+    </w:p>
+    <w:p>
+      <w:pPr>
+        <w:spacing w:before="0" w:after="40"/>
+      </w:pPr>
+      <w:r>
+        <w:rPr>
+          <w:rFonts w:ascii="맑은 고딕" w:hAnsi="맑은 고딕" w:eastAsia="맑은 고딕"/>
+          <w:b/>
           <w:color w:val="B3590A"/>
           <w:sz w:val="19"/>
         </w:rPr>
@@ -5640,6 +6621,211 @@
         <w:spacing w:after="40"/>
       </w:pPr>
     </w:p>
+    <w:tbl>
+      <w:tblPr>
+        <w:tblW w:type="auto" w:w="0"/>
+        <w:tblLayout w:type="fixed"/>
+        <w:tblLook w:firstColumn="1" w:firstRow="1" w:lastColumn="0" w:lastRow="0" w:noHBand="0" w:noVBand="1" w:val="04A0"/>
+      </w:tblPr>
+      <w:tblGrid>
+        <w:gridCol w:w="9638"/>
+      </w:tblGrid>
+      <w:tr>
+        <w:tc>
+          <w:tcPr>
+            <w:tcW w:type="dxa" w:w="9638"/>
+            <w:shd w:val="clear" w:color="auto" w:fill="F8FBFF"/>
+            <w:tcBorders>
+              <w:top w:val="single" w:sz="8" w:space="0" w:color="D7E2F5"/>
+              <w:left w:val="single" w:sz="8" w:space="0" w:color="D7E2F5"/>
+              <w:bottom w:val="single" w:sz="8" w:space="0" w:color="D7E2F5"/>
+              <w:right w:val="single" w:sz="8" w:space="0" w:color="D7E2F5"/>
+            </w:tcBorders>
+            <w:tcMar>
+              <w:top w:w="140" w:type="dxa"/>
+              <w:left w:w="140" w:type="dxa"/>
+              <w:bottom w:w="140" w:type="dxa"/>
+              <w:right w:w="140" w:type="dxa"/>
+            </w:tcMar>
+          </w:tcPr>
+          <w:p>
+            <w:pPr>
+              <w:spacing w:after="20" w:line="312" w:lineRule="auto"/>
+            </w:pPr>
+            <w:r/>
+            <w:r>
+              <w:rPr>
+                <w:rFonts w:ascii="맑은 고딕" w:hAnsi="맑은 고딕" w:eastAsia="맑은 고딕"/>
+                <w:b/>
+                <w:sz w:val="20"/>
+              </w:rPr>
+              <w:t>③ 한 칸만</w:t>
+            </w:r>
+          </w:p>
+          <w:p>
+            <w:pPr>
+              <w:spacing w:after="20" w:line="312" w:lineRule="auto"/>
+            </w:pPr>
+            <w:r>
+              <w:rPr>
+                <w:rFonts w:ascii="맑은 고딕" w:hAnsi="맑은 고딕" w:eastAsia="맑은 고딕"/>
+                <w:sz w:val="20"/>
+              </w:rPr>
+              <w:t>표에서 [후보]의 [기준] 칸만 고쳐 주세요. 내가 확인한 값은 [값]입니다.</w:t>
+            </w:r>
+          </w:p>
+          <w:p>
+            <w:pPr>
+              <w:spacing w:after="20" w:line="312" w:lineRule="auto"/>
+            </w:pPr>
+            <w:r>
+              <w:rPr>
+                <w:rFonts w:ascii="맑은 고딕" w:hAnsi="맑은 고딕" w:eastAsia="맑은 고딕"/>
+                <w:sz w:val="20"/>
+              </w:rPr>
+              <w:t>다른 칸은 그대로 두세요.</w:t>
+            </w:r>
+          </w:p>
+        </w:tc>
+      </w:tr>
+    </w:tbl>
+    <w:p>
+      <w:pPr>
+        <w:spacing w:after="40"/>
+      </w:pPr>
+    </w:p>
+    <w:p>
+      <w:pPr>
+        <w:spacing w:before="0" w:after="40"/>
+      </w:pPr>
+      <w:r>
+        <w:rPr>
+          <w:rFonts w:ascii="맑은 고딕" w:hAnsi="맑은 고딕" w:eastAsia="맑은 고딕"/>
+          <w:b/>
+          <w:color w:val="5B6675"/>
+          <w:sz w:val="19"/>
+        </w:rPr>
+        <w:t>· 이런 답이 오면 정상입니다</w:t>
+      </w:r>
+    </w:p>
+    <w:tbl>
+      <w:tblPr>
+        <w:tblW w:type="auto" w:w="0"/>
+        <w:tblLayout w:type="fixed"/>
+        <w:tblLook w:firstColumn="1" w:firstRow="1" w:lastColumn="0" w:lastRow="0" w:noHBand="0" w:noVBand="1" w:val="04A0"/>
+      </w:tblPr>
+      <w:tblGrid>
+        <w:gridCol w:w="9638"/>
+      </w:tblGrid>
+      <w:tr>
+        <w:tc>
+          <w:tcPr>
+            <w:tcW w:type="dxa" w:w="9638"/>
+            <w:shd w:val="clear" w:color="auto" w:fill="FAFBFD"/>
+            <w:tcBorders>
+              <w:top w:val="single" w:sz="8" w:space="0" w:color="E2E6EC"/>
+              <w:left w:val="single" w:sz="8" w:space="0" w:color="E2E6EC"/>
+              <w:bottom w:val="single" w:sz="8" w:space="0" w:color="E2E6EC"/>
+              <w:right w:val="single" w:sz="8" w:space="0" w:color="E2E6EC"/>
+            </w:tcBorders>
+            <w:tcMar>
+              <w:top w:w="140" w:type="dxa"/>
+              <w:left w:w="140" w:type="dxa"/>
+              <w:bottom w:w="140" w:type="dxa"/>
+              <w:right w:w="140" w:type="dxa"/>
+            </w:tcMar>
+          </w:tcPr>
+          <w:p>
+            <w:pPr>
+              <w:spacing w:after="20" w:line="312" w:lineRule="auto"/>
+            </w:pPr>
+            <w:r/>
+            <w:r>
+              <w:rPr>
+                <w:rFonts w:ascii="맑은 고딕" w:hAnsi="맑은 고딕" w:eastAsia="맑은 고딕"/>
+                <w:sz w:val="18"/>
+              </w:rPr>
+              <w:t>1순위인 ‘실습 시간’ 줄만 자세히 정리했습니다.</w:t>
+            </w:r>
+          </w:p>
+          <w:p>
+            <w:pPr>
+              <w:spacing w:after="20" w:line="312" w:lineRule="auto"/>
+            </w:pPr>
+            <w:r>
+              <w:rPr>
+                <w:rFonts w:ascii="맑은 고딕" w:hAnsi="맑은 고딕" w:eastAsia="맑은 고딕"/>
+                <w:sz w:val="18"/>
+              </w:rPr>
+            </w:r>
+          </w:p>
+          <w:p>
+            <w:pPr>
+              <w:spacing w:after="20" w:line="312" w:lineRule="auto"/>
+            </w:pPr>
+            <w:r>
+              <w:rPr>
+                <w:rFonts w:ascii="맑은 고딕" w:hAnsi="맑은 고딕" w:eastAsia="맑은 고딕"/>
+                <w:sz w:val="18"/>
+              </w:rPr>
+              <w:t>| 후보 | 주당 실습 | 실습 과목 수 | 확인처 |</w:t>
+            </w:r>
+          </w:p>
+          <w:p>
+            <w:pPr>
+              <w:spacing w:after="20" w:line="312" w:lineRule="auto"/>
+            </w:pPr>
+            <w:r>
+              <w:rPr>
+                <w:rFonts w:ascii="맑은 고딕" w:hAnsi="맑은 고딕" w:eastAsia="맑은 고딕"/>
+                <w:sz w:val="18"/>
+              </w:rPr>
+              <w:t>| A대 | 확인 필요 | 확인 필요 | 학과 교육과정 |</w:t>
+            </w:r>
+          </w:p>
+          <w:p>
+            <w:pPr>
+              <w:spacing w:after="20" w:line="312" w:lineRule="auto"/>
+            </w:pPr>
+            <w:r>
+              <w:rPr>
+                <w:rFonts w:ascii="맑은 고딕" w:hAnsi="맑은 고딕" w:eastAsia="맑은 고딕"/>
+                <w:sz w:val="18"/>
+              </w:rPr>
+              <w:t>| B대 | 확인 필요 | 확인 필요 | 학과 교육과정 |</w:t>
+            </w:r>
+          </w:p>
+          <w:p>
+            <w:pPr>
+              <w:spacing w:after="20" w:line="312" w:lineRule="auto"/>
+            </w:pPr>
+            <w:r>
+              <w:rPr>
+                <w:rFonts w:ascii="맑은 고딕" w:hAnsi="맑은 고딕" w:eastAsia="맑은 고딕"/>
+                <w:sz w:val="18"/>
+              </w:rPr>
+            </w:r>
+          </w:p>
+          <w:p>
+            <w:pPr>
+              <w:spacing w:after="20" w:line="312" w:lineRule="auto"/>
+            </w:pPr>
+            <w:r>
+              <w:rPr>
+                <w:rFonts w:ascii="맑은 고딕" w:hAnsi="맑은 고딕" w:eastAsia="맑은 고딕"/>
+                <w:sz w:val="18"/>
+              </w:rPr>
+              <w:t>나머지 줄은 그대로 두었습니다.</w:t>
+            </w:r>
+          </w:p>
+        </w:tc>
+      </w:tr>
+    </w:tbl>
+    <w:p>
+      <w:pPr>
+        <w:spacing w:after="40"/>
+      </w:pPr>
+    </w:p>
     <w:p>
       <w:pPr>
         <w:spacing w:before="0" w:after="40"/>
@@ -5852,6 +7038,20 @@
           <w:sz w:val="20"/>
         </w:rPr>
         <w:t>☐  다른 줄이 그대로인지 확인했다</w:t>
+      </w:r>
+    </w:p>
+    <w:p>
+      <w:pPr>
+        <w:spacing w:before="0" w:after="20"/>
+        <w:ind w:left="170"/>
+      </w:pPr>
+      <w:r>
+        <w:rPr>
+          <w:rFonts w:ascii="맑은 고딕" w:hAnsi="맑은 고딕" w:eastAsia="맑은 고딕"/>
+          <w:b w:val="0"/>
+          <w:sz w:val="20"/>
+        </w:rPr>
+        <w:t>☐  1순위 줄이 더 자세해졌다</w:t>
       </w:r>
     </w:p>
     <w:p>
@@ -6245,6 +7445,201 @@
         <w:spacing w:after="40"/>
       </w:pPr>
     </w:p>
+    <w:tbl>
+      <w:tblPr>
+        <w:tblW w:type="auto" w:w="0"/>
+        <w:tblLayout w:type="fixed"/>
+        <w:tblLook w:firstColumn="1" w:firstRow="1" w:lastColumn="0" w:lastRow="0" w:noHBand="0" w:noVBand="1" w:val="04A0"/>
+      </w:tblPr>
+      <w:tblGrid>
+        <w:gridCol w:w="9638"/>
+      </w:tblGrid>
+      <w:tr>
+        <w:tc>
+          <w:tcPr>
+            <w:tcW w:type="dxa" w:w="9638"/>
+            <w:shd w:val="clear" w:color="auto" w:fill="F8FBFF"/>
+            <w:tcBorders>
+              <w:top w:val="single" w:sz="8" w:space="0" w:color="D7E2F5"/>
+              <w:left w:val="single" w:sz="8" w:space="0" w:color="D7E2F5"/>
+              <w:bottom w:val="single" w:sz="8" w:space="0" w:color="D7E2F5"/>
+              <w:right w:val="single" w:sz="8" w:space="0" w:color="D7E2F5"/>
+            </w:tcBorders>
+            <w:tcMar>
+              <w:top w:w="140" w:type="dxa"/>
+              <w:left w:w="140" w:type="dxa"/>
+              <w:bottom w:w="140" w:type="dxa"/>
+              <w:right w:w="140" w:type="dxa"/>
+            </w:tcMar>
+          </w:tcPr>
+          <w:p>
+            <w:pPr>
+              <w:spacing w:after="20" w:line="312" w:lineRule="auto"/>
+            </w:pPr>
+            <w:r/>
+            <w:r>
+              <w:rPr>
+                <w:rFonts w:ascii="맑은 고딕" w:hAnsi="맑은 고딕" w:eastAsia="맑은 고딕"/>
+                <w:b/>
+                <w:sz w:val="20"/>
+              </w:rPr>
+              <w:t>③ 출처가 서로 다를 때</w:t>
+            </w:r>
+          </w:p>
+          <w:p>
+            <w:pPr>
+              <w:spacing w:after="20" w:line="312" w:lineRule="auto"/>
+            </w:pPr>
+            <w:r>
+              <w:rPr>
+                <w:rFonts w:ascii="맑은 고딕" w:hAnsi="맑은 고딕" w:eastAsia="맑은 고딕"/>
+                <w:sz w:val="20"/>
+              </w:rPr>
+              <w:t>두 곳에서 값이 다르게 나왔어.</w:t>
+            </w:r>
+          </w:p>
+          <w:p>
+            <w:pPr>
+              <w:spacing w:after="20" w:line="312" w:lineRule="auto"/>
+            </w:pPr>
+            <w:r>
+              <w:rPr>
+                <w:rFonts w:ascii="맑은 고딕" w:hAnsi="맑은 고딕" w:eastAsia="맑은 고딕"/>
+                <w:sz w:val="20"/>
+              </w:rPr>
+              <w:t>- [값 1] — [어디서]</w:t>
+            </w:r>
+          </w:p>
+          <w:p>
+            <w:pPr>
+              <w:spacing w:after="20" w:line="312" w:lineRule="auto"/>
+            </w:pPr>
+            <w:r>
+              <w:rPr>
+                <w:rFonts w:ascii="맑은 고딕" w:hAnsi="맑은 고딕" w:eastAsia="맑은 고딕"/>
+                <w:sz w:val="20"/>
+              </w:rPr>
+              <w:t>- [값 2] — [어디서]</w:t>
+            </w:r>
+          </w:p>
+          <w:p>
+            <w:pPr>
+              <w:spacing w:after="20" w:line="312" w:lineRule="auto"/>
+            </w:pPr>
+            <w:r>
+              <w:rPr>
+                <w:rFonts w:ascii="맑은 고딕" w:hAnsi="맑은 고딕" w:eastAsia="맑은 고딕"/>
+                <w:sz w:val="20"/>
+              </w:rPr>
+              <w:t>어느 쪽을 믿어야 하는지, 그리고 그렇게 판단하는 이유를 알려 줘. 확실하지 않으면 둘 다 적으라고 말해 줘.</w:t>
+            </w:r>
+          </w:p>
+        </w:tc>
+      </w:tr>
+    </w:tbl>
+    <w:p>
+      <w:pPr>
+        <w:spacing w:after="40"/>
+      </w:pPr>
+    </w:p>
+    <w:p>
+      <w:pPr>
+        <w:spacing w:before="0" w:after="40"/>
+      </w:pPr>
+      <w:r>
+        <w:rPr>
+          <w:rFonts w:ascii="맑은 고딕" w:hAnsi="맑은 고딕" w:eastAsia="맑은 고딕"/>
+          <w:b/>
+          <w:color w:val="5B6675"/>
+          <w:sz w:val="19"/>
+        </w:rPr>
+        <w:t>· 이런 답이 오면 정상입니다</w:t>
+      </w:r>
+    </w:p>
+    <w:tbl>
+      <w:tblPr>
+        <w:tblW w:type="auto" w:w="0"/>
+        <w:tblLayout w:type="fixed"/>
+        <w:tblLook w:firstColumn="1" w:firstRow="1" w:lastColumn="0" w:lastRow="0" w:noHBand="0" w:noVBand="1" w:val="04A0"/>
+      </w:tblPr>
+      <w:tblGrid>
+        <w:gridCol w:w="9638"/>
+      </w:tblGrid>
+      <w:tr>
+        <w:tc>
+          <w:tcPr>
+            <w:tcW w:type="dxa" w:w="9638"/>
+            <w:shd w:val="clear" w:color="auto" w:fill="FAFBFD"/>
+            <w:tcBorders>
+              <w:top w:val="single" w:sz="8" w:space="0" w:color="E2E6EC"/>
+              <w:left w:val="single" w:sz="8" w:space="0" w:color="E2E6EC"/>
+              <w:bottom w:val="single" w:sz="8" w:space="0" w:color="E2E6EC"/>
+              <w:right w:val="single" w:sz="8" w:space="0" w:color="E2E6EC"/>
+            </w:tcBorders>
+            <w:tcMar>
+              <w:top w:w="140" w:type="dxa"/>
+              <w:left w:w="140" w:type="dxa"/>
+              <w:bottom w:w="140" w:type="dxa"/>
+              <w:right w:w="140" w:type="dxa"/>
+            </w:tcMar>
+          </w:tcPr>
+          <w:p>
+            <w:pPr>
+              <w:spacing w:after="20" w:line="312" w:lineRule="auto"/>
+            </w:pPr>
+            <w:r/>
+            <w:r>
+              <w:rPr>
+                <w:rFonts w:ascii="맑은 고딕" w:hAnsi="맑은 고딕" w:eastAsia="맑은 고딕"/>
+                <w:sz w:val="18"/>
+              </w:rPr>
+              <w:t>값은 알려 드리지 않겠습니다. 확인하는 곳만 알려 드립니다.</w:t>
+            </w:r>
+          </w:p>
+          <w:p>
+            <w:pPr>
+              <w:spacing w:after="20" w:line="312" w:lineRule="auto"/>
+            </w:pPr>
+            <w:r>
+              <w:rPr>
+                <w:rFonts w:ascii="맑은 고딕" w:hAnsi="맑은 고딕" w:eastAsia="맑은 고딕"/>
+                <w:sz w:val="18"/>
+              </w:rPr>
+              <w:t>- 등록금: 각 학교 홈페이지 → 입학 → 모집요강 → ‘등록금’ 항목</w:t>
+            </w:r>
+          </w:p>
+          <w:p>
+            <w:pPr>
+              <w:spacing w:after="20" w:line="312" w:lineRule="auto"/>
+            </w:pPr>
+            <w:r>
+              <w:rPr>
+                <w:rFonts w:ascii="맑은 고딕" w:hAnsi="맑은 고딕" w:eastAsia="맑은 고딕"/>
+                <w:sz w:val="18"/>
+              </w:rPr>
+              <w:t>- 실습 시간: 학과 홈페이지 → 교육과정 → 학기별 시간표</w:t>
+            </w:r>
+          </w:p>
+          <w:p>
+            <w:pPr>
+              <w:spacing w:after="20" w:line="312" w:lineRule="auto"/>
+            </w:pPr>
+            <w:r>
+              <w:rPr>
+                <w:rFonts w:ascii="맑은 고딕" w:hAnsi="맑은 고딕" w:eastAsia="맑은 고딕"/>
+                <w:sz w:val="18"/>
+              </w:rPr>
+              <w:t>- 통학 시간: 지도 앱에서 집 주소를 출발지로, 학교 이름을 도착지로 대중교통 검색</w:t>
+            </w:r>
+          </w:p>
+        </w:tc>
+      </w:tr>
+    </w:tbl>
+    <w:p>
+      <w:pPr>
+        <w:spacing w:after="40"/>
+      </w:pPr>
+    </w:p>
     <w:p>
       <w:pPr>
         <w:spacing w:before="0" w:after="40"/>
@@ -6707,6 +8102,103 @@
         </w:rPr>
         <w:t>★ 사람은 이미 마음이 정해진 쪽을 좋게 봅니다. 일부러 반대쪽에서 봐야 균형이 잡힙니다.</w:t>
       </w:r>
+    </w:p>
+    <w:tbl>
+      <w:tblPr>
+        <w:tblW w:type="auto" w:w="0"/>
+        <w:tblLayout w:type="fixed"/>
+        <w:tblLook w:firstColumn="1" w:firstRow="1" w:lastColumn="0" w:lastRow="0" w:noHBand="0" w:noVBand="1" w:val="04A0"/>
+      </w:tblPr>
+      <w:tblGrid>
+        <w:gridCol w:w="9638"/>
+      </w:tblGrid>
+      <w:tr>
+        <w:tc>
+          <w:tcPr>
+            <w:tcW w:type="dxa" w:w="9638"/>
+            <w:shd w:val="clear" w:color="auto" w:fill="FBFCFF"/>
+            <w:tcBorders>
+              <w:top w:val="single" w:sz="8" w:space="0" w:color="C9D6EC"/>
+              <w:left w:val="single" w:sz="8" w:space="0" w:color="C9D6EC"/>
+              <w:bottom w:val="single" w:sz="8" w:space="0" w:color="C9D6EC"/>
+              <w:right w:val="single" w:sz="8" w:space="0" w:color="C9D6EC"/>
+            </w:tcBorders>
+            <w:tcMar>
+              <w:top w:w="140" w:type="dxa"/>
+              <w:left w:w="140" w:type="dxa"/>
+              <w:bottom w:w="140" w:type="dxa"/>
+              <w:right w:w="140" w:type="dxa"/>
+            </w:tcMar>
+          </w:tcPr>
+          <w:p>
+            <w:pPr>
+              <w:spacing w:after="20" w:line="312" w:lineRule="auto"/>
+            </w:pPr>
+            <w:r/>
+            <w:r>
+              <w:rPr>
+                <w:rFonts w:ascii="맑은 고딕" w:hAnsi="맑은 고딕" w:eastAsia="맑은 고딕"/>
+                <w:b/>
+                <w:sz w:val="22"/>
+              </w:rPr>
+              <w:t>왜 일부러 반대쪽을 보나</w:t>
+            </w:r>
+          </w:p>
+          <w:p>
+            <w:pPr>
+              <w:spacing w:after="20" w:line="312" w:lineRule="auto"/>
+            </w:pPr>
+            <w:r>
+              <w:rPr>
+                <w:rFonts w:ascii="맑은 고딕" w:hAnsi="맑은 고딕" w:eastAsia="맑은 고딕"/>
+                <w:sz w:val="22"/>
+              </w:rPr>
+              <w:t>· 사람은 이미 마음이 정해진 쪽의 좋은 점만 눈에 들어옵니다</w:t>
+            </w:r>
+          </w:p>
+          <w:p>
+            <w:pPr>
+              <w:spacing w:after="20" w:line="312" w:lineRule="auto"/>
+            </w:pPr>
+            <w:r>
+              <w:rPr>
+                <w:rFonts w:ascii="맑은 고딕" w:hAnsi="맑은 고딕" w:eastAsia="맑은 고딕"/>
+                <w:sz w:val="22"/>
+              </w:rPr>
+              <w:t>· 그래서 표를 만들어 놓고도 결론은 처음 생각 그대로인 경우가 많습니다</w:t>
+            </w:r>
+          </w:p>
+          <w:p>
+            <w:pPr>
+              <w:spacing w:after="20" w:line="312" w:lineRule="auto"/>
+            </w:pPr>
+            <w:r>
+              <w:rPr>
+                <w:rFonts w:ascii="맑은 고딕" w:hAnsi="맑은 고딕" w:eastAsia="맑은 고딕"/>
+                <w:sz w:val="22"/>
+              </w:rPr>
+              <w:t>· 약점을 듣고 흔들리는 것은 정상입니다. 흔들려도 고르면 됩니다</w:t>
+            </w:r>
+          </w:p>
+          <w:p>
+            <w:pPr>
+              <w:spacing w:after="20" w:line="312" w:lineRule="auto"/>
+            </w:pPr>
+            <w:r>
+              <w:rPr>
+                <w:rFonts w:ascii="맑은 고딕" w:hAnsi="맑은 고딕" w:eastAsia="맑은 고딕"/>
+                <w:sz w:val="22"/>
+              </w:rPr>
+              <w:t>※ 약점을 모르고 고르는 것과, 알고도 고르는 것은 완전히 다릅니다.</w:t>
+            </w:r>
+          </w:p>
+        </w:tc>
+      </w:tr>
+    </w:tbl>
+    <w:p>
+      <w:pPr>
+        <w:spacing w:after="40"/>
+      </w:pPr>
     </w:p>
     <w:p>
       <w:pPr>
@@ -6880,6 +8372,246 @@
         <w:spacing w:after="40"/>
       </w:pPr>
     </w:p>
+    <w:tbl>
+      <w:tblPr>
+        <w:tblW w:type="auto" w:w="0"/>
+        <w:tblLayout w:type="fixed"/>
+        <w:tblLook w:firstColumn="1" w:firstRow="1" w:lastColumn="0" w:lastRow="0" w:noHBand="0" w:noVBand="1" w:val="04A0"/>
+      </w:tblPr>
+      <w:tblGrid>
+        <w:gridCol w:w="9638"/>
+      </w:tblGrid>
+      <w:tr>
+        <w:tc>
+          <w:tcPr>
+            <w:tcW w:type="dxa" w:w="9638"/>
+            <w:shd w:val="clear" w:color="auto" w:fill="F8FBFF"/>
+            <w:tcBorders>
+              <w:top w:val="single" w:sz="8" w:space="0" w:color="D7E2F5"/>
+              <w:left w:val="single" w:sz="8" w:space="0" w:color="D7E2F5"/>
+              <w:bottom w:val="single" w:sz="8" w:space="0" w:color="D7E2F5"/>
+              <w:right w:val="single" w:sz="8" w:space="0" w:color="D7E2F5"/>
+            </w:tcBorders>
+            <w:tcMar>
+              <w:top w:w="140" w:type="dxa"/>
+              <w:left w:w="140" w:type="dxa"/>
+              <w:bottom w:w="140" w:type="dxa"/>
+              <w:right w:w="140" w:type="dxa"/>
+            </w:tcMar>
+          </w:tcPr>
+          <w:p>
+            <w:pPr>
+              <w:spacing w:after="20" w:line="312" w:lineRule="auto"/>
+            </w:pPr>
+            <w:r/>
+            <w:r>
+              <w:rPr>
+                <w:rFonts w:ascii="맑은 고딕" w:hAnsi="맑은 고딕" w:eastAsia="맑은 고딕"/>
+                <w:b/>
+                <w:sz w:val="20"/>
+              </w:rPr>
+              <w:t>③ 내 반박이 타당한지 보기</w:t>
+            </w:r>
+          </w:p>
+          <w:p>
+            <w:pPr>
+              <w:spacing w:after="20" w:line="312" w:lineRule="auto"/>
+            </w:pPr>
+            <w:r>
+              <w:rPr>
+                <w:rFonts w:ascii="맑은 고딕" w:hAnsi="맑은 고딕" w:eastAsia="맑은 고딕"/>
+                <w:sz w:val="20"/>
+              </w:rPr>
+              <w:t>네가 말한 약점 중에 내가 동의하지 않는 것이 있어.</w:t>
+            </w:r>
+          </w:p>
+          <w:p>
+            <w:pPr>
+              <w:spacing w:after="20" w:line="312" w:lineRule="auto"/>
+            </w:pPr>
+            <w:r>
+              <w:rPr>
+                <w:rFonts w:ascii="맑은 고딕" w:hAnsi="맑은 고딕" w:eastAsia="맑은 고딕"/>
+                <w:sz w:val="20"/>
+              </w:rPr>
+            </w:r>
+          </w:p>
+          <w:p>
+            <w:pPr>
+              <w:spacing w:after="20" w:line="312" w:lineRule="auto"/>
+            </w:pPr>
+            <w:r>
+              <w:rPr>
+                <w:rFonts w:ascii="맑은 고딕" w:hAnsi="맑은 고딕" w:eastAsia="맑은 고딕"/>
+                <w:sz w:val="20"/>
+              </w:rPr>
+              <w:t>[내가 동의하지 않는 것과 그 이유]</w:t>
+            </w:r>
+          </w:p>
+          <w:p>
+            <w:pPr>
+              <w:spacing w:after="20" w:line="312" w:lineRule="auto"/>
+            </w:pPr>
+            <w:r>
+              <w:rPr>
+                <w:rFonts w:ascii="맑은 고딕" w:hAnsi="맑은 고딕" w:eastAsia="맑은 고딕"/>
+                <w:sz w:val="20"/>
+              </w:rPr>
+              <w:t>(직접 적어서 붙여넣기)</w:t>
+            </w:r>
+          </w:p>
+          <w:p>
+            <w:pPr>
+              <w:spacing w:after="20" w:line="312" w:lineRule="auto"/>
+            </w:pPr>
+            <w:r>
+              <w:rPr>
+                <w:rFonts w:ascii="맑은 고딕" w:hAnsi="맑은 고딕" w:eastAsia="맑은 고딕"/>
+                <w:sz w:val="20"/>
+              </w:rPr>
+            </w:r>
+          </w:p>
+          <w:p>
+            <w:pPr>
+              <w:spacing w:after="20" w:line="312" w:lineRule="auto"/>
+            </w:pPr>
+            <w:r>
+              <w:rPr>
+                <w:rFonts w:ascii="맑은 고딕" w:hAnsi="맑은 고딕" w:eastAsia="맑은 고딕"/>
+                <w:sz w:val="20"/>
+              </w:rPr>
+              <w:t>내 반박이 말이 되는지 봐 줘. 말이 안 되면 어디가 안 되는지 짚어 줘.</w:t>
+            </w:r>
+          </w:p>
+        </w:tc>
+      </w:tr>
+    </w:tbl>
+    <w:p>
+      <w:pPr>
+        <w:spacing w:after="40"/>
+      </w:pPr>
+    </w:p>
+    <w:p>
+      <w:pPr>
+        <w:spacing w:before="0" w:after="40"/>
+      </w:pPr>
+      <w:r>
+        <w:rPr>
+          <w:rFonts w:ascii="맑은 고딕" w:hAnsi="맑은 고딕" w:eastAsia="맑은 고딕"/>
+          <w:b/>
+          <w:color w:val="5B6675"/>
+          <w:sz w:val="19"/>
+        </w:rPr>
+        <w:t>· 이런 답이 오면 정상입니다</w:t>
+      </w:r>
+    </w:p>
+    <w:tbl>
+      <w:tblPr>
+        <w:tblW w:type="auto" w:w="0"/>
+        <w:tblLayout w:type="fixed"/>
+        <w:tblLook w:firstColumn="1" w:firstRow="1" w:lastColumn="0" w:lastRow="0" w:noHBand="0" w:noVBand="1" w:val="04A0"/>
+      </w:tblPr>
+      <w:tblGrid>
+        <w:gridCol w:w="9638"/>
+      </w:tblGrid>
+      <w:tr>
+        <w:tc>
+          <w:tcPr>
+            <w:tcW w:type="dxa" w:w="9638"/>
+            <w:shd w:val="clear" w:color="auto" w:fill="FAFBFD"/>
+            <w:tcBorders>
+              <w:top w:val="single" w:sz="8" w:space="0" w:color="E2E6EC"/>
+              <w:left w:val="single" w:sz="8" w:space="0" w:color="E2E6EC"/>
+              <w:bottom w:val="single" w:sz="8" w:space="0" w:color="E2E6EC"/>
+              <w:right w:val="single" w:sz="8" w:space="0" w:color="E2E6EC"/>
+            </w:tcBorders>
+            <w:tcMar>
+              <w:top w:w="140" w:type="dxa"/>
+              <w:left w:w="140" w:type="dxa"/>
+              <w:bottom w:w="140" w:type="dxa"/>
+              <w:right w:w="140" w:type="dxa"/>
+            </w:tcMar>
+          </w:tcPr>
+          <w:p>
+            <w:pPr>
+              <w:spacing w:after="20" w:line="312" w:lineRule="auto"/>
+            </w:pPr>
+            <w:r/>
+            <w:r>
+              <w:rPr>
+                <w:rFonts w:ascii="맑은 고딕" w:hAnsi="맑은 고딕" w:eastAsia="맑은 고딕"/>
+                <w:sz w:val="18"/>
+              </w:rPr>
+              <w:t>약점 3가지입니다.</w:t>
+            </w:r>
+          </w:p>
+          <w:p>
+            <w:pPr>
+              <w:spacing w:after="20" w:line="312" w:lineRule="auto"/>
+            </w:pPr>
+            <w:r>
+              <w:rPr>
+                <w:rFonts w:ascii="맑은 고딕" w:hAnsi="맑은 고딕" w:eastAsia="맑은 고딕"/>
+                <w:sz w:val="18"/>
+              </w:rPr>
+              <w:t>1. 통학 45분은 3년이면 왕복 1,000시간이 넘습니다. 실습이 늦게 끝나는 날이 문제가 됩니다.</w:t>
+            </w:r>
+          </w:p>
+          <w:p>
+            <w:pPr>
+              <w:spacing w:after="20" w:line="312" w:lineRule="auto"/>
+            </w:pPr>
+            <w:r>
+              <w:rPr>
+                <w:rFonts w:ascii="맑은 고딕" w:hAnsi="맑은 고딕" w:eastAsia="맑은 고딕"/>
+                <w:sz w:val="18"/>
+              </w:rPr>
+              <w:t>2. 실습 시간이 많다는 것은 그만큼 개인 시간이 줄어든다는 뜻입니다.</w:t>
+            </w:r>
+          </w:p>
+          <w:p>
+            <w:pPr>
+              <w:spacing w:after="20" w:line="312" w:lineRule="auto"/>
+            </w:pPr>
+            <w:r>
+              <w:rPr>
+                <w:rFonts w:ascii="맑은 고딕" w:hAnsi="맑은 고딕" w:eastAsia="맑은 고딕"/>
+                <w:sz w:val="18"/>
+              </w:rPr>
+              <w:t>3. 실습비가 아직 확인되지 않아 총비용이 예산을 넘을 수 있습니다.</w:t>
+            </w:r>
+          </w:p>
+          <w:p>
+            <w:pPr>
+              <w:spacing w:after="20" w:line="312" w:lineRule="auto"/>
+            </w:pPr>
+            <w:r>
+              <w:rPr>
+                <w:rFonts w:ascii="맑은 고딕" w:hAnsi="맑은 고딕" w:eastAsia="맑은 고딕"/>
+                <w:sz w:val="18"/>
+              </w:rPr>
+            </w:r>
+          </w:p>
+          <w:p>
+            <w:pPr>
+              <w:spacing w:after="20" w:line="312" w:lineRule="auto"/>
+            </w:pPr>
+            <w:r>
+              <w:rPr>
+                <w:rFonts w:ascii="맑은 고딕" w:hAnsi="맑은 고딕" w:eastAsia="맑은 고딕"/>
+                <w:sz w:val="18"/>
+              </w:rPr>
+              <w:t>3년 뒤에 후회한다면 ‘비용을 끝까지 확인하지 않아서’일 가능성이 큽니다.</w:t>
+            </w:r>
+          </w:p>
+        </w:tc>
+      </w:tr>
+    </w:tbl>
+    <w:p>
+      <w:pPr>
+        <w:spacing w:after="40"/>
+      </w:pPr>
+    </w:p>
     <w:p>
       <w:pPr>
         <w:spacing w:before="0" w:after="40"/>
@@ -7006,6 +8738,67 @@
                 <w:sz w:val="19"/>
               </w:rPr>
               <w:t>→ 내가 준 조건([나에게 중요한 것], [조건 · 예산])에 딱 맞춰서 구체적으로 다시 말해 줘.</w:t>
+            </w:r>
+          </w:p>
+        </w:tc>
+      </w:tr>
+    </w:tbl>
+    <w:p>
+      <w:pPr>
+        <w:spacing w:after="40"/>
+      </w:pPr>
+    </w:p>
+    <w:tbl>
+      <w:tblPr>
+        <w:tblW w:type="auto" w:w="0"/>
+        <w:tblLayout w:type="fixed"/>
+        <w:tblLook w:firstColumn="1" w:firstRow="1" w:lastColumn="0" w:lastRow="0" w:noHBand="0" w:noVBand="1" w:val="04A0"/>
+      </w:tblPr>
+      <w:tblGrid>
+        <w:gridCol w:w="9638"/>
+      </w:tblGrid>
+      <w:tr>
+        <w:tc>
+          <w:tcPr>
+            <w:tcW w:type="dxa" w:w="9638"/>
+            <w:shd w:val="clear" w:color="auto" w:fill="FFFAF3"/>
+            <w:tcBorders>
+              <w:top w:val="single" w:sz="8" w:space="0" w:color="F2DFC4"/>
+              <w:left w:val="single" w:sz="8" w:space="0" w:color="F2DFC4"/>
+              <w:bottom w:val="single" w:sz="8" w:space="0" w:color="F2DFC4"/>
+              <w:right w:val="single" w:sz="8" w:space="0" w:color="F2DFC4"/>
+            </w:tcBorders>
+            <w:tcMar>
+              <w:top w:w="140" w:type="dxa"/>
+              <w:left w:w="140" w:type="dxa"/>
+              <w:bottom w:w="140" w:type="dxa"/>
+              <w:right w:w="140" w:type="dxa"/>
+            </w:tcMar>
+          </w:tcPr>
+          <w:p>
+            <w:pPr>
+              <w:spacing w:after="20" w:line="312" w:lineRule="auto"/>
+            </w:pPr>
+            <w:r/>
+            <w:r>
+              <w:rPr>
+                <w:rFonts w:ascii="맑은 고딕" w:hAnsi="맑은 고딕" w:eastAsia="맑은 고딕"/>
+                <w:b/>
+                <w:sz w:val="19"/>
+              </w:rPr>
+              <w:t>[막혔을 때] 약점을 듣고 마음이 흔들린다</w:t>
+            </w:r>
+          </w:p>
+          <w:p>
+            <w:pPr>
+              <w:spacing w:after="20" w:line="312" w:lineRule="auto"/>
+            </w:pPr>
+            <w:r>
+              <w:rPr>
+                <w:rFonts w:ascii="맑은 고딕" w:hAnsi="맑은 고딕" w:eastAsia="맑은 고딕"/>
+                <w:sz w:val="19"/>
+              </w:rPr>
+              <w:t>→ 흔들리는 게 정상입니다. 약점을 알고도 고르는 것이 선택입니다. S12의 ‘알고도 감수하는 약점’에 적으면 됩니다.</w:t>
             </w:r>
           </w:p>
         </w:tc>
